--- a/要件定義/要件定義書_改.docx
+++ b/要件定義/要件定義書_改.docx
@@ -1692,7 +1692,25 @@
           <w:color w:val="000000" w:themeColor="text1"/>
           <w:szCs w:val="21"/>
         </w:rPr>
-        <w:t>問題はカテゴリに紐づける。カテゴリは親カテゴリを持つ階層構造で管理する。ユーザーは上位のカテゴリから順にカテゴリを選択し、子カテゴリが存在しないカテゴリが選択された場合、そのカテゴリに紐づく問題を出題する。</w:t>
+        <w:t>問題はカテゴリに紐づける。カテゴリは親カテゴリを持つ階層構造で管理する。ユーザーは上位のカテゴリから順にカテゴリを選択し、子カテゴリが存在しないカテゴリが選択された場合、</w:t>
+      </w:r>
+      <w:r>
+        <w:rPr>
+          <w:rFonts w:hint="eastAsia"/>
+          <w:color w:val="000000" w:themeColor="text1"/>
+          <w:szCs w:val="21"/>
+        </w:rPr>
+        <w:t>システムは</w:t>
+      </w:r>
+      <w:bookmarkStart w:id="0" w:name="_GoBack"/>
+      <w:bookmarkEnd w:id="0"/>
+      <w:r>
+        <w:rPr>
+          <w:rFonts w:hint="eastAsia"/>
+          <w:color w:val="000000" w:themeColor="text1"/>
+          <w:szCs w:val="21"/>
+        </w:rPr>
+        <w:t>そのカテゴリに紐づく問題を出題する。</w:t>
       </w:r>
     </w:p>
     <w:tbl>
@@ -2039,7 +2057,6 @@
         <w:widowControl/>
         <w:jc w:val="left"/>
         <w:rPr>
-          <w:rFonts w:hint="eastAsia"/>
           <w:color w:val="000000" w:themeColor="text1"/>
           <w:szCs w:val="21"/>
         </w:rPr>
@@ -2051,8 +2068,6 @@
         </w:rPr>
         <w:br w:type="page"/>
       </w:r>
-      <w:bookmarkStart w:id="0" w:name="_GoBack"/>
-      <w:bookmarkEnd w:id="0"/>
     </w:p>
     <w:p>
       <w:pPr>
